--- a/docx/90-el-torneo-del-taller/90-el-torneo-del-taller.docx
+++ b/docx/90-el-torneo-del-taller/90-el-torneo-del-taller.docx
@@ -2138,7 +2138,7 @@
     </w:p>
     <w:bookmarkEnd w:id="25"/>
     <w:bookmarkEnd w:id="26"/>
-    <w:bookmarkStart w:id="32" w:name="la-tabla-y-los-premios"/>
+    <w:bookmarkStart w:id="35" w:name="la-tabla-y-los-premios"/>
     <w:p>
       <w:pPr>
         <w:pStyle w:val="Heading1"/>
@@ -2249,7 +2249,7 @@
       </w:r>
     </w:p>
     <w:bookmarkEnd w:id="27"/>
-    <w:bookmarkStart w:id="28" w:name="lo-que-hay-que-saber-1"/>
+    <w:bookmarkStart w:id="31" w:name="lo-que-hay-que-saber-1"/>
     <w:p>
       <w:pPr>
         <w:pStyle w:val="Heading2"/>
@@ -3146,19 +3146,61 @@
     </w:p>
     <w:p>
       <w:pPr>
-        <w:pStyle w:val="BodyText"/>
-      </w:pPr>
-    </w:p>
-    <w:p>
-      <w:pPr>
-        <w:pStyle w:val="BodyText"/>
+        <w:pStyle w:val="CaptionedFigure"/>
+      </w:pPr>
+      <w:r>
+        <w:drawing>
+          <wp:inline>
+            <wp:extent cx="5334000" cy="1885025"/>
+            <wp:effectExtent b="0" l="0" r="0" t="0"/>
+            <wp:docPr descr="📋 Semana por semana, siempre a la vista, puntos dobles en la final" title="" id="29" name="Picture"/>
+            <a:graphic>
+              <a:graphicData uri="http://schemas.openxmlformats.org/drawingml/2006/picture">
+                <pic:pic>
+                  <pic:nvPicPr>
+                    <pic:cNvPr descr="public/img/90-el-torneo-del-taller/01-tabla-torneo.png" id="30" name="Picture"/>
+                    <pic:cNvPicPr>
+                      <a:picLocks noChangeArrowheads="1" noChangeAspect="1"/>
+                    </pic:cNvPicPr>
+                  </pic:nvPicPr>
+                  <pic:blipFill>
+                    <a:blip r:embed="rId28"/>
+                    <a:stretch>
+                      <a:fillRect/>
+                    </a:stretch>
+                  </pic:blipFill>
+                  <pic:spPr bwMode="auto">
+                    <a:xfrm>
+                      <a:off x="0" y="0"/>
+                      <a:ext cx="5334000" cy="1885025"/>
+                    </a:xfrm>
+                    <a:prstGeom prst="rect">
+                      <a:avLst/>
+                    </a:prstGeom>
+                    <a:noFill/>
+                    <a:ln w="9525">
+                      <a:noFill/>
+                      <a:headEnd/>
+                      <a:tailEnd/>
+                    </a:ln>
+                  </pic:spPr>
+                </pic:pic>
+              </a:graphicData>
+            </a:graphic>
+          </wp:inline>
+        </w:drawing>
+      </w:r>
+    </w:p>
+    <w:p>
+      <w:pPr>
+        <w:pStyle w:val="ImageCaption"/>
       </w:pPr>
       <w:r>
         <w:t xml:space="preserve">📋 Semana por semana, siempre a la vista, puntos dobles en la final</w:t>
       </w:r>
     </w:p>
-    <w:bookmarkEnd w:id="28"/>
-    <w:bookmarkStart w:id="29" w:name="a-por-ellos-1"/>
+    <w:bookmarkEnd w:id="31"/>
+    <w:bookmarkStart w:id="32" w:name="a-por-ellos-1"/>
     <w:p>
       <w:pPr>
         <w:pStyle w:val="Heading2"/>
@@ -3728,8 +3770,8 @@
         </w:pict>
       </w:r>
     </w:p>
-    <w:bookmarkEnd w:id="29"/>
-    <w:bookmarkStart w:id="30" w:name="X9c3d1290d50cd27a1b26c1b677b92dd912c7d6e"/>
+    <w:bookmarkEnd w:id="32"/>
+    <w:bookmarkStart w:id="33" w:name="X9c3d1290d50cd27a1b26c1b677b92dd912c7d6e"/>
     <w:p>
       <w:pPr>
         <w:pStyle w:val="Heading2"/>
@@ -3805,8 +3847,8 @@
         </w:pict>
       </w:r>
     </w:p>
-    <w:bookmarkEnd w:id="30"/>
-    <w:bookmarkStart w:id="31" w:name="para-el-profe-1"/>
+    <w:bookmarkEnd w:id="33"/>
+    <w:bookmarkStart w:id="34" w:name="para-el-profe-1"/>
     <w:p>
       <w:pPr>
         <w:pStyle w:val="Heading2"/>
@@ -3947,9 +3989,9 @@
         </w:r>
       </w:hyperlink>
     </w:p>
-    <w:bookmarkEnd w:id="31"/>
-    <w:bookmarkEnd w:id="32"/>
-    <w:bookmarkStart w:id="41" w:name="la-final-y-los-logros"/>
+    <w:bookmarkEnd w:id="34"/>
+    <w:bookmarkEnd w:id="35"/>
+    <w:bookmarkStart w:id="47" w:name="la-final-y-los-logros"/>
     <w:p>
       <w:pPr>
         <w:pStyle w:val="Heading1"/>
@@ -4013,7 +4055,7 @@
         </w:pict>
       </w:r>
     </w:p>
-    <w:bookmarkStart w:id="33" w:name="en-corto-2"/>
+    <w:bookmarkStart w:id="36" w:name="en-corto-2"/>
     <w:p>
       <w:pPr>
         <w:pStyle w:val="Heading2"/>
@@ -4079,8 +4121,8 @@
         </w:pict>
       </w:r>
     </w:p>
-    <w:bookmarkEnd w:id="33"/>
-    <w:bookmarkStart w:id="34" w:name="lo-que-hay-que-saber-2"/>
+    <w:bookmarkEnd w:id="36"/>
+    <w:bookmarkStart w:id="40" w:name="lo-que-hay-que-saber-2"/>
     <w:p>
       <w:pPr>
         <w:pStyle w:val="Heading2"/>
@@ -4417,19 +4459,61 @@
     </w:p>
     <w:p>
       <w:pPr>
-        <w:pStyle w:val="BodyText"/>
-      </w:pPr>
-    </w:p>
-    <w:p>
-      <w:pPr>
-        <w:pStyle w:val="BodyText"/>
+        <w:pStyle w:val="CaptionedFigure"/>
+      </w:pPr>
+      <w:r>
+        <w:drawing>
+          <wp:inline>
+            <wp:extent cx="5334000" cy="1944907"/>
+            <wp:effectExtent b="0" l="0" r="0" t="0"/>
+            <wp:docPr descr="🏆 Recuento · dinámica x2 · ceremonia corta · y evaluación honesta" title="" id="38" name="Picture"/>
+            <a:graphic>
+              <a:graphicData uri="http://schemas.openxmlformats.org/drawingml/2006/picture">
+                <pic:pic>
+                  <pic:nvPicPr>
+                    <pic:cNvPr descr="public/img/90-el-torneo-del-taller/02-gran-final.png" id="39" name="Picture"/>
+                    <pic:cNvPicPr>
+                      <a:picLocks noChangeArrowheads="1" noChangeAspect="1"/>
+                    </pic:cNvPicPr>
+                  </pic:nvPicPr>
+                  <pic:blipFill>
+                    <a:blip r:embed="rId37"/>
+                    <a:stretch>
+                      <a:fillRect/>
+                    </a:stretch>
+                  </pic:blipFill>
+                  <pic:spPr bwMode="auto">
+                    <a:xfrm>
+                      <a:off x="0" y="0"/>
+                      <a:ext cx="5334000" cy="1944907"/>
+                    </a:xfrm>
+                    <a:prstGeom prst="rect">
+                      <a:avLst/>
+                    </a:prstGeom>
+                    <a:noFill/>
+                    <a:ln w="9525">
+                      <a:noFill/>
+                      <a:headEnd/>
+                      <a:tailEnd/>
+                    </a:ln>
+                  </pic:spPr>
+                </pic:pic>
+              </a:graphicData>
+            </a:graphic>
+          </wp:inline>
+        </w:drawing>
+      </w:r>
+    </w:p>
+    <w:p>
+      <w:pPr>
+        <w:pStyle w:val="ImageCaption"/>
       </w:pPr>
       <w:r>
         <w:t xml:space="preserve">🏆 Recuento · dinámica x2 · ceremonia corta · y evaluación honesta</w:t>
       </w:r>
     </w:p>
-    <w:bookmarkEnd w:id="34"/>
-    <w:bookmarkStart w:id="35" w:name="a-por-ellos-2"/>
+    <w:bookmarkEnd w:id="40"/>
+    <w:bookmarkStart w:id="41" w:name="a-por-ellos-2"/>
     <w:p>
       <w:pPr>
         <w:pStyle w:val="Heading2"/>
@@ -4630,8 +4714,8 @@
         </w:pict>
       </w:r>
     </w:p>
-    <w:bookmarkEnd w:id="35"/>
-    <w:bookmarkStart w:id="36" w:name="X167545e89ac2f39bbc39a0d8c05a6efcf18e8c8"/>
+    <w:bookmarkEnd w:id="41"/>
+    <w:bookmarkStart w:id="42" w:name="X167545e89ac2f39bbc39a0d8c05a6efcf18e8c8"/>
     <w:p>
       <w:pPr>
         <w:pStyle w:val="Heading2"/>
@@ -4723,8 +4807,8 @@
         </w:pict>
       </w:r>
     </w:p>
-    <w:bookmarkEnd w:id="36"/>
-    <w:bookmarkStart w:id="37" w:name="para-el-profe-2"/>
+    <w:bookmarkEnd w:id="42"/>
+    <w:bookmarkStart w:id="43" w:name="para-el-profe-2"/>
     <w:p>
       <w:pPr>
         <w:pStyle w:val="Heading2"/>
@@ -4815,8 +4899,8 @@
         </w:pict>
       </w:r>
     </w:p>
-    <w:bookmarkEnd w:id="37"/>
-    <w:bookmarkStart w:id="38" w:name="logros-del-torneo"/>
+    <w:bookmarkEnd w:id="43"/>
+    <w:bookmarkStart w:id="44" w:name="logros-del-torneo"/>
     <w:p>
       <w:pPr>
         <w:pStyle w:val="Heading2"/>
@@ -5053,8 +5137,8 @@
         </w:pict>
       </w:r>
     </w:p>
-    <w:bookmarkEnd w:id="38"/>
-    <w:bookmarkStart w:id="39" w:name="reto-final"/>
+    <w:bookmarkEnd w:id="44"/>
+    <w:bookmarkStart w:id="45" w:name="reto-final"/>
     <w:p>
       <w:pPr>
         <w:pStyle w:val="Heading2"/>
@@ -5246,8 +5330,8 @@
         </w:pict>
       </w:r>
     </w:p>
-    <w:bookmarkEnd w:id="39"/>
-    <w:bookmarkStart w:id="40" w:name="para-el-profe-3"/>
+    <w:bookmarkEnd w:id="45"/>
+    <w:bookmarkStart w:id="46" w:name="para-el-profe-3"/>
     <w:p>
       <w:pPr>
         <w:pStyle w:val="Heading2"/>
@@ -5384,8 +5468,8 @@
         </w:r>
       </w:hyperlink>
     </w:p>
-    <w:bookmarkEnd w:id="40"/>
-    <w:bookmarkEnd w:id="41"/>
+    <w:bookmarkEnd w:id="46"/>
+    <w:bookmarkEnd w:id="47"/>
     <w:sectPr>
       <w:footnotePr>
         <w:numRestart w:val="eachSect"/>
